--- a/TT2S09NietoValero.docx
+++ b/TT2S09NietoValero.docx
@@ -171,6 +171,8 @@
           <w:szCs w:val="24"/>
         </w:rPr>
       </w:pPr>
+      <w:bookmarkStart w:id="0" w:name="_GoBack"/>
+      <w:bookmarkEnd w:id="0"/>
     </w:p>
     <w:p>
       <w:pPr>
@@ -302,200 +304,215 @@
           <w:sz w:val="24"/>
           <w:szCs w:val="24"/>
         </w:rPr>
-        <w:t xml:space="preserve">Desarrollo </w:t>
-      </w:r>
+        <w:t>Desarrollo Orie</w:t>
+      </w:r>
+      <w:r>
+        <w:rPr>
+          <w:rFonts w:ascii="Arial" w:hAnsi="Arial" w:cs="Arial"/>
+          <w:bCs/>
+          <w:sz w:val="24"/>
+          <w:szCs w:val="24"/>
+        </w:rPr>
+        <w:t>ntado a Objetos</w:t>
+      </w:r>
+    </w:p>
+    <w:p>
+      <w:pPr>
+        <w:jc w:val="center"/>
+        <w:rPr>
+          <w:rFonts w:ascii="Arial" w:hAnsi="Arial" w:cs="Arial"/>
+          <w:b/>
+          <w:sz w:val="24"/>
+          <w:szCs w:val="24"/>
+        </w:rPr>
+      </w:pPr>
+    </w:p>
+    <w:p>
+      <w:pPr>
+        <w:jc w:val="center"/>
+        <w:rPr>
+          <w:rFonts w:ascii="Arial" w:hAnsi="Arial" w:cs="Arial"/>
+          <w:b/>
+          <w:sz w:val="24"/>
+          <w:szCs w:val="24"/>
+        </w:rPr>
+      </w:pPr>
+      <w:r>
+        <w:rPr>
+          <w:rFonts w:ascii="Arial" w:hAnsi="Arial" w:cs="Arial"/>
+          <w:b/>
+          <w:sz w:val="24"/>
+          <w:szCs w:val="24"/>
+        </w:rPr>
+        <w:t>Profe</w:t>
+      </w:r>
+      <w:r>
+        <w:rPr>
+          <w:rFonts w:ascii="Arial" w:hAnsi="Arial" w:cs="Arial"/>
+          <w:b/>
+          <w:sz w:val="24"/>
+          <w:szCs w:val="24"/>
+        </w:rPr>
+        <w:t>s</w:t>
+      </w:r>
+      <w:r>
+        <w:rPr>
+          <w:rFonts w:ascii="Arial" w:hAnsi="Arial" w:cs="Arial"/>
+          <w:b/>
+          <w:sz w:val="24"/>
+          <w:szCs w:val="24"/>
+        </w:rPr>
+        <w:t>or</w:t>
+      </w:r>
+    </w:p>
+    <w:p>
+      <w:pPr>
+        <w:jc w:val="center"/>
+        <w:rPr>
+          <w:rFonts w:ascii="Arial" w:hAnsi="Arial" w:cs="Arial"/>
+          <w:bCs/>
+          <w:sz w:val="24"/>
+          <w:szCs w:val="24"/>
+        </w:rPr>
+      </w:pPr>
+      <w:r>
+        <w:rPr>
+          <w:rFonts w:ascii="Arial" w:hAnsi="Arial" w:cs="Arial"/>
+          <w:bCs/>
+          <w:sz w:val="24"/>
+          <w:szCs w:val="24"/>
+        </w:rPr>
+        <w:t>Angie Tatiana Medina Gil</w:t>
+      </w:r>
+    </w:p>
+    <w:p>
+      <w:pPr>
+        <w:jc w:val="center"/>
+        <w:rPr>
+          <w:rFonts w:ascii="Arial" w:hAnsi="Arial" w:cs="Arial"/>
+          <w:bCs/>
+          <w:sz w:val="24"/>
+          <w:szCs w:val="24"/>
+        </w:rPr>
+      </w:pPr>
+    </w:p>
+    <w:p>
+      <w:pPr>
+        <w:jc w:val="center"/>
+        <w:rPr>
+          <w:rFonts w:ascii="Arial" w:hAnsi="Arial" w:cs="Arial"/>
+          <w:bCs/>
+          <w:sz w:val="24"/>
+          <w:szCs w:val="24"/>
+        </w:rPr>
+      </w:pPr>
+      <w:r>
+        <w:rPr>
+          <w:rFonts w:ascii="Arial" w:hAnsi="Arial" w:cs="Arial"/>
+          <w:bCs/>
+          <w:sz w:val="24"/>
+          <w:szCs w:val="24"/>
+        </w:rPr>
+        <w:t>DOPO - 1</w:t>
+      </w:r>
+    </w:p>
+    <w:p>
+      <w:pPr>
+        <w:jc w:val="center"/>
+        <w:rPr>
+          <w:b/>
+        </w:rPr>
+      </w:pPr>
+    </w:p>
+    <w:p>
+      <w:pPr>
+        <w:jc w:val="center"/>
+        <w:rPr>
+          <w:b/>
+        </w:rPr>
+      </w:pPr>
+    </w:p>
+    <w:p>
+      <w:pPr>
+        <w:jc w:val="center"/>
+        <w:rPr>
+          <w:b/>
+        </w:rPr>
+      </w:pPr>
+    </w:p>
+    <w:p>
+      <w:pPr>
+        <w:jc w:val="center"/>
+        <w:rPr>
+          <w:b/>
+        </w:rPr>
+      </w:pPr>
+    </w:p>
+    <w:p>
+      <w:pPr>
+        <w:jc w:val="both"/>
+        <w:rPr>
+          <w:rFonts w:ascii="Arial" w:hAnsi="Arial" w:cs="Arial"/>
+          <w:b/>
+          <w:bCs/>
+          <w:sz w:val="24"/>
+          <w:szCs w:val="24"/>
+        </w:rPr>
+      </w:pPr>
       <w:proofErr w:type="spellStart"/>
       <w:r>
         <w:rPr>
           <w:rFonts w:ascii="Arial" w:hAnsi="Arial" w:cs="Arial"/>
-          <w:bCs/>
-          <w:sz w:val="24"/>
-          <w:szCs w:val="24"/>
-        </w:rPr>
-        <w:t>Oriantado</w:t>
+          <w:b/>
+          <w:bCs/>
+          <w:sz w:val="24"/>
+          <w:szCs w:val="24"/>
+        </w:rPr>
+        <w:lastRenderedPageBreak/>
+        <w:t>Metodo</w:t>
       </w:r>
       <w:proofErr w:type="spellEnd"/>
       <w:r>
         <w:rPr>
           <w:rFonts w:ascii="Arial" w:hAnsi="Arial" w:cs="Arial"/>
-          <w:bCs/>
-          <w:sz w:val="24"/>
-          <w:szCs w:val="24"/>
-        </w:rPr>
-        <w:t xml:space="preserve"> a Objetos</w:t>
-      </w:r>
-    </w:p>
-    <w:p>
-      <w:pPr>
-        <w:jc w:val="center"/>
-        <w:rPr>
-          <w:rFonts w:ascii="Arial" w:hAnsi="Arial" w:cs="Arial"/>
-          <w:b/>
-          <w:sz w:val="24"/>
-          <w:szCs w:val="24"/>
-        </w:rPr>
-      </w:pPr>
-    </w:p>
-    <w:p>
-      <w:pPr>
-        <w:jc w:val="center"/>
-        <w:rPr>
-          <w:rFonts w:ascii="Arial" w:hAnsi="Arial" w:cs="Arial"/>
-          <w:b/>
-          <w:sz w:val="24"/>
-          <w:szCs w:val="24"/>
-        </w:rPr>
-      </w:pPr>
-      <w:r>
-        <w:rPr>
-          <w:rFonts w:ascii="Arial" w:hAnsi="Arial" w:cs="Arial"/>
-          <w:b/>
-          <w:sz w:val="24"/>
-          <w:szCs w:val="24"/>
-        </w:rPr>
-        <w:t>Profe</w:t>
-      </w:r>
-      <w:r>
-        <w:rPr>
-          <w:rFonts w:ascii="Arial" w:hAnsi="Arial" w:cs="Arial"/>
-          <w:b/>
-          <w:sz w:val="24"/>
-          <w:szCs w:val="24"/>
-        </w:rPr>
-        <w:t>s</w:t>
-      </w:r>
-      <w:r>
-        <w:rPr>
-          <w:rFonts w:ascii="Arial" w:hAnsi="Arial" w:cs="Arial"/>
-          <w:b/>
-          <w:sz w:val="24"/>
-          <w:szCs w:val="24"/>
-        </w:rPr>
-        <w:t>or</w:t>
-      </w:r>
-    </w:p>
-    <w:p>
-      <w:pPr>
-        <w:jc w:val="center"/>
-        <w:rPr>
-          <w:rFonts w:ascii="Arial" w:hAnsi="Arial" w:cs="Arial"/>
-          <w:bCs/>
-          <w:sz w:val="24"/>
-          <w:szCs w:val="24"/>
-        </w:rPr>
-      </w:pPr>
-      <w:r>
-        <w:rPr>
-          <w:rFonts w:ascii="Arial" w:hAnsi="Arial" w:cs="Arial"/>
-          <w:bCs/>
-          <w:sz w:val="24"/>
-          <w:szCs w:val="24"/>
-        </w:rPr>
-        <w:t>Angie Tatiana Medina Gil</w:t>
-      </w:r>
-    </w:p>
-    <w:p>
-      <w:pPr>
-        <w:jc w:val="center"/>
-        <w:rPr>
-          <w:rFonts w:ascii="Arial" w:hAnsi="Arial" w:cs="Arial"/>
-          <w:bCs/>
-          <w:sz w:val="24"/>
-          <w:szCs w:val="24"/>
-        </w:rPr>
-      </w:pPr>
-    </w:p>
-    <w:p>
-      <w:pPr>
-        <w:jc w:val="center"/>
-        <w:rPr>
-          <w:rFonts w:ascii="Arial" w:hAnsi="Arial" w:cs="Arial"/>
-          <w:bCs/>
-          <w:sz w:val="24"/>
-          <w:szCs w:val="24"/>
-        </w:rPr>
-      </w:pPr>
-      <w:r>
-        <w:rPr>
-          <w:rFonts w:ascii="Arial" w:hAnsi="Arial" w:cs="Arial"/>
-          <w:bCs/>
-          <w:sz w:val="24"/>
-          <w:szCs w:val="24"/>
-        </w:rPr>
-        <w:t>DOPO - 1</w:t>
-      </w:r>
-    </w:p>
-    <w:p>
-      <w:pPr>
-        <w:jc w:val="center"/>
-        <w:rPr>
-          <w:b/>
-        </w:rPr>
-      </w:pPr>
-    </w:p>
-    <w:p>
-      <w:pPr>
-        <w:jc w:val="center"/>
-        <w:rPr>
-          <w:b/>
-        </w:rPr>
-      </w:pPr>
-    </w:p>
-    <w:p>
-      <w:pPr>
-        <w:jc w:val="center"/>
-        <w:rPr>
-          <w:b/>
-        </w:rPr>
-      </w:pPr>
-    </w:p>
-    <w:p>
-      <w:pPr>
-        <w:jc w:val="center"/>
-        <w:rPr>
-          <w:b/>
-        </w:rPr>
-      </w:pPr>
-    </w:p>
-    <w:p>
-      <w:pPr>
-        <w:jc w:val="both"/>
-        <w:rPr>
-          <w:rFonts w:ascii="Arial" w:hAnsi="Arial" w:cs="Arial"/>
-          <w:b/>
-          <w:bCs/>
-          <w:sz w:val="24"/>
-          <w:szCs w:val="24"/>
-        </w:rPr>
-      </w:pPr>
-      <w:r>
-        <w:rPr>
-          <w:rFonts w:ascii="Arial" w:hAnsi="Arial" w:cs="Arial"/>
-          <w:b/>
-          <w:bCs/>
-          <w:sz w:val="24"/>
-          <w:szCs w:val="24"/>
-        </w:rPr>
-        <w:lastRenderedPageBreak/>
+          <w:b/>
+          <w:bCs/>
+          <w:sz w:val="24"/>
+          <w:szCs w:val="24"/>
+        </w:rPr>
+        <w:t xml:space="preserve"> </w:t>
+      </w:r>
+      <w:proofErr w:type="spellStart"/>
+      <w:r>
+        <w:rPr>
+          <w:rFonts w:ascii="Arial" w:hAnsi="Arial" w:cs="Arial"/>
+          <w:b/>
+          <w:bCs/>
+          <w:sz w:val="24"/>
+          <w:szCs w:val="24"/>
+        </w:rPr>
         <w:t>toNorth</w:t>
       </w:r>
-    </w:p>
-    <w:p>
-      <w:pPr>
-        <w:jc w:val="both"/>
-        <w:rPr>
-          <w:rFonts w:ascii="Arial" w:hAnsi="Arial" w:cs="Arial"/>
-          <w:bCs/>
-          <w:sz w:val="24"/>
-          <w:szCs w:val="24"/>
-        </w:rPr>
-      </w:pPr>
-      <w:r>
-        <w:rPr>
-          <w:rFonts w:ascii="Arial" w:hAnsi="Arial" w:cs="Arial"/>
-          <w:bCs/>
-          <w:sz w:val="24"/>
-          <w:szCs w:val="24"/>
+      <w:proofErr w:type="spellEnd"/>
+    </w:p>
+    <w:p>
+      <w:pPr>
+        <w:jc w:val="both"/>
+        <w:rPr>
+          <w:rFonts w:ascii="Arial" w:hAnsi="Arial" w:cs="Arial"/>
+          <w:bCs/>
+          <w:sz w:val="24"/>
+          <w:szCs w:val="24"/>
+        </w:rPr>
+      </w:pPr>
+      <w:r>
+        <w:rPr>
+          <w:rFonts w:ascii="Arial" w:hAnsi="Arial" w:cs="Arial"/>
+          <w:bCs/>
+          <w:noProof/>
+          <w:sz w:val="24"/>
+          <w:szCs w:val="24"/>
+          <w:lang w:eastAsia="es-CO"/>
         </w:rPr>
         <w:drawing>
           <wp:inline distT="0" distB="0" distL="0" distR="0" wp14:anchorId="5A52D1BD" wp14:editId="32E326EB">
@@ -548,8 +565,10 @@
         <w:rPr>
           <w:rFonts w:ascii="Arial" w:hAnsi="Arial" w:cs="Arial"/>
           <w:bCs/>
-          <w:sz w:val="24"/>
-          <w:szCs w:val="24"/>
+          <w:noProof/>
+          <w:sz w:val="24"/>
+          <w:szCs w:val="24"/>
+          <w:lang w:eastAsia="es-CO"/>
         </w:rPr>
         <w:drawing>
           <wp:inline distT="0" distB="0" distL="0" distR="0" wp14:anchorId="65DFA014" wp14:editId="062287D3">
@@ -609,7 +628,7 @@
           <w:szCs w:val="24"/>
         </w:rPr>
         <w:lastRenderedPageBreak/>
-        <w:t>Class</w:t>
+        <w:t>Metodo</w:t>
       </w:r>
       <w:proofErr w:type="spellEnd"/>
       <w:r>
@@ -631,7 +650,7 @@
           <w:sz w:val="24"/>
           <w:szCs w:val="24"/>
         </w:rPr>
-        <w:t>Board</w:t>
+        <w:t>power</w:t>
       </w:r>
       <w:proofErr w:type="spellEnd"/>
     </w:p>
@@ -640,23 +659,25 @@
         <w:jc w:val="both"/>
         <w:rPr>
           <w:rFonts w:ascii="Arial" w:hAnsi="Arial" w:cs="Arial"/>
-          <w:bCs/>
-          <w:sz w:val="24"/>
-          <w:szCs w:val="24"/>
-        </w:rPr>
-      </w:pPr>
-      <w:r>
-        <w:rPr>
-          <w:rFonts w:ascii="Arial" w:hAnsi="Arial" w:cs="Arial"/>
+          <w:b/>
+          <w:bCs/>
+          <w:sz w:val="24"/>
+          <w:szCs w:val="24"/>
+        </w:rPr>
+      </w:pPr>
+      <w:r>
+        <w:rPr>
+          <w:rFonts w:ascii="Arial" w:hAnsi="Arial" w:cs="Arial"/>
+          <w:b/>
           <w:bCs/>
           <w:sz w:val="24"/>
           <w:szCs w:val="24"/>
         </w:rPr>
         <w:drawing>
-          <wp:inline distT="0" distB="0" distL="0" distR="0" wp14:anchorId="23BCECB8" wp14:editId="21D221CB">
-            <wp:extent cx="5468113" cy="3096057"/>
-            <wp:effectExtent l="0" t="0" r="0" b="9525"/>
-            <wp:docPr id="5" name="Imagen 5"/>
+          <wp:inline distT="0" distB="0" distL="0" distR="0" wp14:anchorId="1CB91F39" wp14:editId="1CEADED9">
+            <wp:extent cx="5612130" cy="3187065"/>
+            <wp:effectExtent l="0" t="0" r="7620" b="0"/>
+            <wp:docPr id="2" name="Imagen 2"/>
             <wp:cNvGraphicFramePr>
               <a:graphicFrameLocks xmlns:a="http://schemas.openxmlformats.org/drawingml/2006/main" noChangeAspect="1"/>
             </wp:cNvGraphicFramePr>
@@ -676,7 +697,7 @@
                   <pic:spPr>
                     <a:xfrm>
                       <a:off x="0" y="0"/>
-                      <a:ext cx="5468113" cy="3096057"/>
+                      <a:ext cx="5612130" cy="3187065"/>
                     </a:xfrm>
                     <a:prstGeom prst="rect">
                       <a:avLst/>
@@ -709,7 +730,7 @@
           <w:sz w:val="24"/>
           <w:szCs w:val="24"/>
         </w:rPr>
-        <w:t>Class</w:t>
+        <w:t>Metodo</w:t>
       </w:r>
       <w:proofErr w:type="spellEnd"/>
       <w:r>
@@ -731,7 +752,7 @@
           <w:sz w:val="24"/>
           <w:szCs w:val="24"/>
         </w:rPr>
-        <w:t>Fleet</w:t>
+        <w:t>Infiltrated</w:t>
       </w:r>
       <w:proofErr w:type="spellEnd"/>
     </w:p>
@@ -740,23 +761,25 @@
         <w:jc w:val="both"/>
         <w:rPr>
           <w:rFonts w:ascii="Arial" w:hAnsi="Arial" w:cs="Arial"/>
-          <w:bCs/>
-          <w:sz w:val="24"/>
-          <w:szCs w:val="24"/>
-        </w:rPr>
-      </w:pPr>
-      <w:r>
-        <w:rPr>
-          <w:rFonts w:ascii="Arial" w:hAnsi="Arial" w:cs="Arial"/>
+          <w:b/>
+          <w:bCs/>
+          <w:sz w:val="24"/>
+          <w:szCs w:val="24"/>
+        </w:rPr>
+      </w:pPr>
+      <w:r>
+        <w:rPr>
+          <w:rFonts w:ascii="Arial" w:hAnsi="Arial" w:cs="Arial"/>
+          <w:b/>
           <w:bCs/>
           <w:sz w:val="24"/>
           <w:szCs w:val="24"/>
         </w:rPr>
         <w:drawing>
-          <wp:inline distT="0" distB="0" distL="0" distR="0" wp14:anchorId="1D6686E5" wp14:editId="0151C195">
-            <wp:extent cx="4744112" cy="1314633"/>
-            <wp:effectExtent l="0" t="0" r="0" b="0"/>
-            <wp:docPr id="6" name="Imagen 6"/>
+          <wp:inline distT="0" distB="0" distL="0" distR="0" wp14:anchorId="3674704C" wp14:editId="06CCADDF">
+            <wp:extent cx="5612130" cy="2915285"/>
+            <wp:effectExtent l="0" t="0" r="7620" b="0"/>
+            <wp:docPr id="8" name="Imagen 8"/>
             <wp:cNvGraphicFramePr>
               <a:graphicFrameLocks xmlns:a="http://schemas.openxmlformats.org/drawingml/2006/main" noChangeAspect="1"/>
             </wp:cNvGraphicFramePr>
@@ -776,7 +799,7 @@
                   <pic:spPr>
                     <a:xfrm>
                       <a:off x="0" y="0"/>
-                      <a:ext cx="4744112" cy="1314633"/>
+                      <a:ext cx="5612130" cy="2915285"/>
                     </a:xfrm>
                     <a:prstGeom prst="rect">
                       <a:avLst/>
@@ -794,23 +817,132 @@
         <w:jc w:val="both"/>
         <w:rPr>
           <w:rFonts w:ascii="Arial" w:hAnsi="Arial" w:cs="Arial"/>
-          <w:bCs/>
-          <w:sz w:val="24"/>
-          <w:szCs w:val="24"/>
-        </w:rPr>
-      </w:pPr>
-      <w:r>
-        <w:rPr>
-          <w:rFonts w:ascii="Arial" w:hAnsi="Arial" w:cs="Arial"/>
-          <w:bCs/>
-          <w:sz w:val="24"/>
-          <w:szCs w:val="24"/>
+          <w:b/>
+          <w:bCs/>
+          <w:sz w:val="24"/>
+          <w:szCs w:val="24"/>
+        </w:rPr>
+      </w:pPr>
+    </w:p>
+    <w:p>
+      <w:pPr>
+        <w:jc w:val="both"/>
+        <w:rPr>
+          <w:rFonts w:ascii="Arial" w:hAnsi="Arial" w:cs="Arial"/>
+          <w:b/>
+          <w:bCs/>
+          <w:sz w:val="24"/>
+          <w:szCs w:val="24"/>
+        </w:rPr>
+      </w:pPr>
+    </w:p>
+    <w:p>
+      <w:pPr>
+        <w:jc w:val="both"/>
+        <w:rPr>
+          <w:rFonts w:ascii="Arial" w:hAnsi="Arial" w:cs="Arial"/>
+          <w:b/>
+          <w:bCs/>
+          <w:sz w:val="24"/>
+          <w:szCs w:val="24"/>
+        </w:rPr>
+      </w:pPr>
+    </w:p>
+    <w:p>
+      <w:pPr>
+        <w:jc w:val="both"/>
+        <w:rPr>
+          <w:rFonts w:ascii="Arial" w:hAnsi="Arial" w:cs="Arial"/>
+          <w:b/>
+          <w:bCs/>
+          <w:sz w:val="24"/>
+          <w:szCs w:val="24"/>
+        </w:rPr>
+      </w:pPr>
+    </w:p>
+    <w:p>
+      <w:pPr>
+        <w:jc w:val="both"/>
+        <w:rPr>
+          <w:rFonts w:ascii="Arial" w:hAnsi="Arial" w:cs="Arial"/>
+          <w:b/>
+          <w:bCs/>
+          <w:sz w:val="24"/>
+          <w:szCs w:val="24"/>
+        </w:rPr>
+      </w:pPr>
+    </w:p>
+    <w:p>
+      <w:pPr>
+        <w:jc w:val="both"/>
+        <w:rPr>
+          <w:rFonts w:ascii="Arial" w:hAnsi="Arial" w:cs="Arial"/>
+          <w:b/>
+          <w:bCs/>
+          <w:sz w:val="24"/>
+          <w:szCs w:val="24"/>
+        </w:rPr>
+      </w:pPr>
+      <w:proofErr w:type="spellStart"/>
+      <w:r>
+        <w:rPr>
+          <w:rFonts w:ascii="Arial" w:hAnsi="Arial" w:cs="Arial"/>
+          <w:b/>
+          <w:bCs/>
+          <w:sz w:val="24"/>
+          <w:szCs w:val="24"/>
+        </w:rPr>
+        <w:lastRenderedPageBreak/>
+        <w:t>Class</w:t>
+      </w:r>
+      <w:proofErr w:type="spellEnd"/>
+      <w:r>
+        <w:rPr>
+          <w:rFonts w:ascii="Arial" w:hAnsi="Arial" w:cs="Arial"/>
+          <w:b/>
+          <w:bCs/>
+          <w:sz w:val="24"/>
+          <w:szCs w:val="24"/>
+        </w:rPr>
+        <w:t xml:space="preserve"> </w:t>
+      </w:r>
+      <w:proofErr w:type="spellStart"/>
+      <w:r>
+        <w:rPr>
+          <w:rFonts w:ascii="Arial" w:hAnsi="Arial" w:cs="Arial"/>
+          <w:b/>
+          <w:bCs/>
+          <w:sz w:val="24"/>
+          <w:szCs w:val="24"/>
+        </w:rPr>
+        <w:t>Board</w:t>
+      </w:r>
+      <w:proofErr w:type="spellEnd"/>
+    </w:p>
+    <w:p>
+      <w:pPr>
+        <w:jc w:val="both"/>
+        <w:rPr>
+          <w:rFonts w:ascii="Arial" w:hAnsi="Arial" w:cs="Arial"/>
+          <w:bCs/>
+          <w:sz w:val="24"/>
+          <w:szCs w:val="24"/>
+        </w:rPr>
+      </w:pPr>
+      <w:r>
+        <w:rPr>
+          <w:rFonts w:ascii="Arial" w:hAnsi="Arial" w:cs="Arial"/>
+          <w:bCs/>
+          <w:noProof/>
+          <w:sz w:val="24"/>
+          <w:szCs w:val="24"/>
+          <w:lang w:eastAsia="es-CO"/>
         </w:rPr>
         <w:drawing>
-          <wp:inline distT="0" distB="0" distL="0" distR="0" wp14:anchorId="4568C206" wp14:editId="5070B7ED">
-            <wp:extent cx="5612130" cy="2802255"/>
-            <wp:effectExtent l="0" t="0" r="7620" b="0"/>
-            <wp:docPr id="7" name="Imagen 7"/>
+          <wp:inline distT="0" distB="0" distL="0" distR="0" wp14:anchorId="23BCECB8" wp14:editId="21D221CB">
+            <wp:extent cx="5468113" cy="3096057"/>
+            <wp:effectExtent l="0" t="0" r="0" b="9525"/>
+            <wp:docPr id="5" name="Imagen 5"/>
             <wp:cNvGraphicFramePr>
               <a:graphicFrameLocks xmlns:a="http://schemas.openxmlformats.org/drawingml/2006/main" noChangeAspect="1"/>
             </wp:cNvGraphicFramePr>
@@ -830,7 +962,7 @@
                   <pic:spPr>
                     <a:xfrm>
                       <a:off x="0" y="0"/>
-                      <a:ext cx="5612130" cy="2802255"/>
+                      <a:ext cx="5468113" cy="3096057"/>
                     </a:xfrm>
                     <a:prstGeom prst="rect">
                       <a:avLst/>
@@ -842,8 +974,868 @@
           </wp:inline>
         </w:drawing>
       </w:r>
-      <w:bookmarkStart w:id="0" w:name="_GoBack"/>
-      <w:bookmarkEnd w:id="0"/>
+    </w:p>
+    <w:p>
+      <w:pPr>
+        <w:jc w:val="both"/>
+        <w:rPr>
+          <w:rFonts w:ascii="Arial" w:hAnsi="Arial" w:cs="Arial"/>
+          <w:bCs/>
+          <w:sz w:val="24"/>
+          <w:szCs w:val="24"/>
+        </w:rPr>
+      </w:pPr>
+      <w:r>
+        <w:rPr>
+          <w:rFonts w:ascii="Arial" w:hAnsi="Arial" w:cs="Arial"/>
+          <w:bCs/>
+          <w:sz w:val="24"/>
+          <w:szCs w:val="24"/>
+        </w:rPr>
+        <w:drawing>
+          <wp:inline distT="0" distB="0" distL="0" distR="0" wp14:anchorId="768A5F0A" wp14:editId="3486A959">
+            <wp:extent cx="5612130" cy="4159250"/>
+            <wp:effectExtent l="0" t="0" r="7620" b="0"/>
+            <wp:docPr id="9" name="Imagen 9"/>
+            <wp:cNvGraphicFramePr>
+              <a:graphicFrameLocks xmlns:a="http://schemas.openxmlformats.org/drawingml/2006/main" noChangeAspect="1"/>
+            </wp:cNvGraphicFramePr>
+            <a:graphic xmlns:a="http://schemas.openxmlformats.org/drawingml/2006/main">
+              <a:graphicData uri="http://schemas.openxmlformats.org/drawingml/2006/picture">
+                <pic:pic xmlns:pic="http://schemas.openxmlformats.org/drawingml/2006/picture">
+                  <pic:nvPicPr>
+                    <pic:cNvPr id="1" name=""/>
+                    <pic:cNvPicPr/>
+                  </pic:nvPicPr>
+                  <pic:blipFill>
+                    <a:blip r:embed="rId11"/>
+                    <a:stretch>
+                      <a:fillRect/>
+                    </a:stretch>
+                  </pic:blipFill>
+                  <pic:spPr>
+                    <a:xfrm>
+                      <a:off x="0" y="0"/>
+                      <a:ext cx="5612130" cy="4159250"/>
+                    </a:xfrm>
+                    <a:prstGeom prst="rect">
+                      <a:avLst/>
+                    </a:prstGeom>
+                  </pic:spPr>
+                </pic:pic>
+              </a:graphicData>
+            </a:graphic>
+          </wp:inline>
+        </w:drawing>
+      </w:r>
+    </w:p>
+    <w:p>
+      <w:pPr>
+        <w:jc w:val="both"/>
+        <w:rPr>
+          <w:rFonts w:ascii="Arial" w:hAnsi="Arial" w:cs="Arial"/>
+          <w:bCs/>
+          <w:sz w:val="24"/>
+          <w:szCs w:val="24"/>
+        </w:rPr>
+      </w:pPr>
+      <w:r>
+        <w:rPr>
+          <w:rFonts w:ascii="Arial" w:hAnsi="Arial" w:cs="Arial"/>
+          <w:bCs/>
+          <w:sz w:val="24"/>
+          <w:szCs w:val="24"/>
+        </w:rPr>
+        <w:lastRenderedPageBreak/>
+        <w:drawing>
+          <wp:inline distT="0" distB="0" distL="0" distR="0" wp14:anchorId="69B966C8" wp14:editId="368DB9C9">
+            <wp:extent cx="5612130" cy="3716655"/>
+            <wp:effectExtent l="0" t="0" r="7620" b="0"/>
+            <wp:docPr id="10" name="Imagen 10"/>
+            <wp:cNvGraphicFramePr>
+              <a:graphicFrameLocks xmlns:a="http://schemas.openxmlformats.org/drawingml/2006/main" noChangeAspect="1"/>
+            </wp:cNvGraphicFramePr>
+            <a:graphic xmlns:a="http://schemas.openxmlformats.org/drawingml/2006/main">
+              <a:graphicData uri="http://schemas.openxmlformats.org/drawingml/2006/picture">
+                <pic:pic xmlns:pic="http://schemas.openxmlformats.org/drawingml/2006/picture">
+                  <pic:nvPicPr>
+                    <pic:cNvPr id="1" name=""/>
+                    <pic:cNvPicPr/>
+                  </pic:nvPicPr>
+                  <pic:blipFill>
+                    <a:blip r:embed="rId12"/>
+                    <a:stretch>
+                      <a:fillRect/>
+                    </a:stretch>
+                  </pic:blipFill>
+                  <pic:spPr>
+                    <a:xfrm>
+                      <a:off x="0" y="0"/>
+                      <a:ext cx="5612130" cy="3716655"/>
+                    </a:xfrm>
+                    <a:prstGeom prst="rect">
+                      <a:avLst/>
+                    </a:prstGeom>
+                  </pic:spPr>
+                </pic:pic>
+              </a:graphicData>
+            </a:graphic>
+          </wp:inline>
+        </w:drawing>
+      </w:r>
+    </w:p>
+    <w:p>
+      <w:pPr>
+        <w:jc w:val="both"/>
+        <w:rPr>
+          <w:rFonts w:ascii="Arial" w:hAnsi="Arial" w:cs="Arial"/>
+          <w:bCs/>
+          <w:sz w:val="24"/>
+          <w:szCs w:val="24"/>
+        </w:rPr>
+      </w:pPr>
+    </w:p>
+    <w:p>
+      <w:pPr>
+        <w:jc w:val="both"/>
+        <w:rPr>
+          <w:rFonts w:ascii="Arial" w:hAnsi="Arial" w:cs="Arial"/>
+          <w:b/>
+          <w:bCs/>
+          <w:sz w:val="24"/>
+          <w:szCs w:val="24"/>
+        </w:rPr>
+      </w:pPr>
+      <w:proofErr w:type="spellStart"/>
+      <w:r>
+        <w:rPr>
+          <w:rFonts w:ascii="Arial" w:hAnsi="Arial" w:cs="Arial"/>
+          <w:b/>
+          <w:bCs/>
+          <w:sz w:val="24"/>
+          <w:szCs w:val="24"/>
+        </w:rPr>
+        <w:t>Class</w:t>
+      </w:r>
+      <w:proofErr w:type="spellEnd"/>
+      <w:r>
+        <w:rPr>
+          <w:rFonts w:ascii="Arial" w:hAnsi="Arial" w:cs="Arial"/>
+          <w:b/>
+          <w:bCs/>
+          <w:sz w:val="24"/>
+          <w:szCs w:val="24"/>
+        </w:rPr>
+        <w:t xml:space="preserve"> </w:t>
+      </w:r>
+      <w:proofErr w:type="spellStart"/>
+      <w:r>
+        <w:rPr>
+          <w:rFonts w:ascii="Arial" w:hAnsi="Arial" w:cs="Arial"/>
+          <w:b/>
+          <w:bCs/>
+          <w:sz w:val="24"/>
+          <w:szCs w:val="24"/>
+        </w:rPr>
+        <w:t>Fleet</w:t>
+      </w:r>
+      <w:proofErr w:type="spellEnd"/>
+    </w:p>
+    <w:p>
+      <w:pPr>
+        <w:jc w:val="both"/>
+        <w:rPr>
+          <w:rFonts w:ascii="Arial" w:hAnsi="Arial" w:cs="Arial"/>
+          <w:bCs/>
+          <w:sz w:val="24"/>
+          <w:szCs w:val="24"/>
+        </w:rPr>
+      </w:pPr>
+      <w:r>
+        <w:rPr>
+          <w:rFonts w:ascii="Arial" w:hAnsi="Arial" w:cs="Arial"/>
+          <w:bCs/>
+          <w:noProof/>
+          <w:sz w:val="24"/>
+          <w:szCs w:val="24"/>
+          <w:lang w:eastAsia="es-CO"/>
+        </w:rPr>
+        <w:drawing>
+          <wp:inline distT="0" distB="0" distL="0" distR="0" wp14:anchorId="1D6686E5" wp14:editId="0151C195">
+            <wp:extent cx="4744112" cy="1314633"/>
+            <wp:effectExtent l="0" t="0" r="0" b="0"/>
+            <wp:docPr id="6" name="Imagen 6"/>
+            <wp:cNvGraphicFramePr>
+              <a:graphicFrameLocks xmlns:a="http://schemas.openxmlformats.org/drawingml/2006/main" noChangeAspect="1"/>
+            </wp:cNvGraphicFramePr>
+            <a:graphic xmlns:a="http://schemas.openxmlformats.org/drawingml/2006/main">
+              <a:graphicData uri="http://schemas.openxmlformats.org/drawingml/2006/picture">
+                <pic:pic xmlns:pic="http://schemas.openxmlformats.org/drawingml/2006/picture">
+                  <pic:nvPicPr>
+                    <pic:cNvPr id="1" name=""/>
+                    <pic:cNvPicPr/>
+                  </pic:nvPicPr>
+                  <pic:blipFill>
+                    <a:blip r:embed="rId13"/>
+                    <a:stretch>
+                      <a:fillRect/>
+                    </a:stretch>
+                  </pic:blipFill>
+                  <pic:spPr>
+                    <a:xfrm>
+                      <a:off x="0" y="0"/>
+                      <a:ext cx="4744112" cy="1314633"/>
+                    </a:xfrm>
+                    <a:prstGeom prst="rect">
+                      <a:avLst/>
+                    </a:prstGeom>
+                  </pic:spPr>
+                </pic:pic>
+              </a:graphicData>
+            </a:graphic>
+          </wp:inline>
+        </w:drawing>
+      </w:r>
+      <w:r>
+        <w:rPr>
+          <w:rFonts w:ascii="Arial" w:hAnsi="Arial" w:cs="Arial"/>
+          <w:bCs/>
+          <w:sz w:val="24"/>
+          <w:szCs w:val="24"/>
+        </w:rPr>
+        <w:drawing>
+          <wp:inline distT="0" distB="0" distL="0" distR="0" wp14:anchorId="082A393B" wp14:editId="14AA54EF">
+            <wp:extent cx="4714875" cy="2395848"/>
+            <wp:effectExtent l="0" t="0" r="0" b="5080"/>
+            <wp:docPr id="12" name="Imagen 12"/>
+            <wp:cNvGraphicFramePr>
+              <a:graphicFrameLocks xmlns:a="http://schemas.openxmlformats.org/drawingml/2006/main" noChangeAspect="1"/>
+            </wp:cNvGraphicFramePr>
+            <a:graphic xmlns:a="http://schemas.openxmlformats.org/drawingml/2006/main">
+              <a:graphicData uri="http://schemas.openxmlformats.org/drawingml/2006/picture">
+                <pic:pic xmlns:pic="http://schemas.openxmlformats.org/drawingml/2006/picture">
+                  <pic:nvPicPr>
+                    <pic:cNvPr id="1" name=""/>
+                    <pic:cNvPicPr/>
+                  </pic:nvPicPr>
+                  <pic:blipFill>
+                    <a:blip r:embed="rId14"/>
+                    <a:stretch>
+                      <a:fillRect/>
+                    </a:stretch>
+                  </pic:blipFill>
+                  <pic:spPr>
+                    <a:xfrm>
+                      <a:off x="0" y="0"/>
+                      <a:ext cx="4726107" cy="2401555"/>
+                    </a:xfrm>
+                    <a:prstGeom prst="rect">
+                      <a:avLst/>
+                    </a:prstGeom>
+                  </pic:spPr>
+                </pic:pic>
+              </a:graphicData>
+            </a:graphic>
+          </wp:inline>
+        </w:drawing>
+      </w:r>
+    </w:p>
+    <w:p>
+      <w:pPr>
+        <w:jc w:val="both"/>
+        <w:rPr>
+          <w:rFonts w:ascii="Arial" w:hAnsi="Arial" w:cs="Arial"/>
+          <w:bCs/>
+          <w:sz w:val="24"/>
+          <w:szCs w:val="24"/>
+        </w:rPr>
+      </w:pPr>
+      <w:r>
+        <w:rPr>
+          <w:rFonts w:ascii="Arial" w:hAnsi="Arial" w:cs="Arial"/>
+          <w:bCs/>
+          <w:sz w:val="24"/>
+          <w:szCs w:val="24"/>
+        </w:rPr>
+        <w:lastRenderedPageBreak/>
+        <w:drawing>
+          <wp:inline distT="0" distB="0" distL="0" distR="0" wp14:anchorId="6064A1FF" wp14:editId="48B28D61">
+            <wp:extent cx="5612130" cy="3376295"/>
+            <wp:effectExtent l="0" t="0" r="7620" b="0"/>
+            <wp:docPr id="11" name="Imagen 11"/>
+            <wp:cNvGraphicFramePr>
+              <a:graphicFrameLocks xmlns:a="http://schemas.openxmlformats.org/drawingml/2006/main" noChangeAspect="1"/>
+            </wp:cNvGraphicFramePr>
+            <a:graphic xmlns:a="http://schemas.openxmlformats.org/drawingml/2006/main">
+              <a:graphicData uri="http://schemas.openxmlformats.org/drawingml/2006/picture">
+                <pic:pic xmlns:pic="http://schemas.openxmlformats.org/drawingml/2006/picture">
+                  <pic:nvPicPr>
+                    <pic:cNvPr id="1" name=""/>
+                    <pic:cNvPicPr/>
+                  </pic:nvPicPr>
+                  <pic:blipFill>
+                    <a:blip r:embed="rId15"/>
+                    <a:stretch>
+                      <a:fillRect/>
+                    </a:stretch>
+                  </pic:blipFill>
+                  <pic:spPr>
+                    <a:xfrm>
+                      <a:off x="0" y="0"/>
+                      <a:ext cx="5612130" cy="3376295"/>
+                    </a:xfrm>
+                    <a:prstGeom prst="rect">
+                      <a:avLst/>
+                    </a:prstGeom>
+                  </pic:spPr>
+                </pic:pic>
+              </a:graphicData>
+            </a:graphic>
+          </wp:inline>
+        </w:drawing>
+      </w:r>
+    </w:p>
+    <w:p>
+      <w:pPr>
+        <w:jc w:val="both"/>
+        <w:rPr>
+          <w:rFonts w:ascii="Arial" w:hAnsi="Arial" w:cs="Arial"/>
+          <w:bCs/>
+          <w:sz w:val="24"/>
+          <w:szCs w:val="24"/>
+        </w:rPr>
+      </w:pPr>
+      <w:r>
+        <w:rPr>
+          <w:rFonts w:ascii="Arial" w:hAnsi="Arial" w:cs="Arial"/>
+          <w:bCs/>
+          <w:sz w:val="24"/>
+          <w:szCs w:val="24"/>
+        </w:rPr>
+        <w:drawing>
+          <wp:inline distT="0" distB="0" distL="0" distR="0" wp14:anchorId="09CB3AFB" wp14:editId="45445BD5">
+            <wp:extent cx="5612130" cy="3573145"/>
+            <wp:effectExtent l="0" t="0" r="7620" b="8255"/>
+            <wp:docPr id="13" name="Imagen 13"/>
+            <wp:cNvGraphicFramePr>
+              <a:graphicFrameLocks xmlns:a="http://schemas.openxmlformats.org/drawingml/2006/main" noChangeAspect="1"/>
+            </wp:cNvGraphicFramePr>
+            <a:graphic xmlns:a="http://schemas.openxmlformats.org/drawingml/2006/main">
+              <a:graphicData uri="http://schemas.openxmlformats.org/drawingml/2006/picture">
+                <pic:pic xmlns:pic="http://schemas.openxmlformats.org/drawingml/2006/picture">
+                  <pic:nvPicPr>
+                    <pic:cNvPr id="1" name=""/>
+                    <pic:cNvPicPr/>
+                  </pic:nvPicPr>
+                  <pic:blipFill>
+                    <a:blip r:embed="rId16"/>
+                    <a:stretch>
+                      <a:fillRect/>
+                    </a:stretch>
+                  </pic:blipFill>
+                  <pic:spPr>
+                    <a:xfrm>
+                      <a:off x="0" y="0"/>
+                      <a:ext cx="5612130" cy="3573145"/>
+                    </a:xfrm>
+                    <a:prstGeom prst="rect">
+                      <a:avLst/>
+                    </a:prstGeom>
+                  </pic:spPr>
+                </pic:pic>
+              </a:graphicData>
+            </a:graphic>
+          </wp:inline>
+        </w:drawing>
+      </w:r>
+    </w:p>
+    <w:p>
+      <w:pPr>
+        <w:jc w:val="both"/>
+        <w:rPr>
+          <w:rFonts w:ascii="Arial" w:hAnsi="Arial" w:cs="Arial"/>
+          <w:bCs/>
+          <w:sz w:val="24"/>
+          <w:szCs w:val="24"/>
+        </w:rPr>
+      </w:pPr>
+    </w:p>
+    <w:p>
+      <w:pPr>
+        <w:jc w:val="both"/>
+        <w:rPr>
+          <w:rFonts w:ascii="Arial" w:hAnsi="Arial" w:cs="Arial"/>
+          <w:bCs/>
+          <w:sz w:val="24"/>
+          <w:szCs w:val="24"/>
+        </w:rPr>
+      </w:pPr>
+    </w:p>
+    <w:p>
+      <w:pPr>
+        <w:jc w:val="both"/>
+        <w:rPr>
+          <w:rFonts w:ascii="Arial" w:hAnsi="Arial" w:cs="Arial"/>
+          <w:bCs/>
+          <w:sz w:val="24"/>
+          <w:szCs w:val="24"/>
+        </w:rPr>
+      </w:pPr>
+    </w:p>
+    <w:p>
+      <w:pPr>
+        <w:jc w:val="both"/>
+        <w:rPr>
+          <w:rFonts w:ascii="Arial" w:hAnsi="Arial" w:cs="Arial"/>
+          <w:bCs/>
+          <w:sz w:val="24"/>
+          <w:szCs w:val="24"/>
+        </w:rPr>
+      </w:pPr>
+    </w:p>
+    <w:p>
+      <w:pPr>
+        <w:jc w:val="both"/>
+        <w:rPr>
+          <w:rFonts w:ascii="Arial" w:hAnsi="Arial" w:cs="Arial"/>
+          <w:b/>
+          <w:bCs/>
+          <w:sz w:val="24"/>
+          <w:szCs w:val="24"/>
+        </w:rPr>
+      </w:pPr>
+      <w:proofErr w:type="spellStart"/>
+      <w:r>
+        <w:rPr>
+          <w:rFonts w:ascii="Arial" w:hAnsi="Arial" w:cs="Arial"/>
+          <w:b/>
+          <w:bCs/>
+          <w:sz w:val="24"/>
+          <w:szCs w:val="24"/>
+        </w:rPr>
+        <w:lastRenderedPageBreak/>
+        <w:t>Class</w:t>
+      </w:r>
+      <w:proofErr w:type="spellEnd"/>
+      <w:r>
+        <w:rPr>
+          <w:rFonts w:ascii="Arial" w:hAnsi="Arial" w:cs="Arial"/>
+          <w:b/>
+          <w:bCs/>
+          <w:sz w:val="24"/>
+          <w:szCs w:val="24"/>
+        </w:rPr>
+        <w:t xml:space="preserve"> </w:t>
+      </w:r>
+      <w:proofErr w:type="spellStart"/>
+      <w:r>
+        <w:rPr>
+          <w:rFonts w:ascii="Arial" w:hAnsi="Arial" w:cs="Arial"/>
+          <w:b/>
+          <w:bCs/>
+          <w:sz w:val="24"/>
+          <w:szCs w:val="24"/>
+        </w:rPr>
+        <w:t>BattleShipException</w:t>
+      </w:r>
+      <w:proofErr w:type="spellEnd"/>
+    </w:p>
+    <w:p>
+      <w:pPr>
+        <w:jc w:val="both"/>
+        <w:rPr>
+          <w:rFonts w:ascii="Arial" w:hAnsi="Arial" w:cs="Arial"/>
+          <w:bCs/>
+          <w:sz w:val="24"/>
+          <w:szCs w:val="24"/>
+        </w:rPr>
+      </w:pPr>
+      <w:r>
+        <w:rPr>
+          <w:rFonts w:ascii="Arial" w:hAnsi="Arial" w:cs="Arial"/>
+          <w:bCs/>
+          <w:sz w:val="24"/>
+          <w:szCs w:val="24"/>
+        </w:rPr>
+        <w:drawing>
+          <wp:inline distT="0" distB="0" distL="0" distR="0" wp14:anchorId="53BAA7B5" wp14:editId="170297D3">
+            <wp:extent cx="5612130" cy="2277110"/>
+            <wp:effectExtent l="0" t="0" r="7620" b="8890"/>
+            <wp:docPr id="14" name="Imagen 14"/>
+            <wp:cNvGraphicFramePr>
+              <a:graphicFrameLocks xmlns:a="http://schemas.openxmlformats.org/drawingml/2006/main" noChangeAspect="1"/>
+            </wp:cNvGraphicFramePr>
+            <a:graphic xmlns:a="http://schemas.openxmlformats.org/drawingml/2006/main">
+              <a:graphicData uri="http://schemas.openxmlformats.org/drawingml/2006/picture">
+                <pic:pic xmlns:pic="http://schemas.openxmlformats.org/drawingml/2006/picture">
+                  <pic:nvPicPr>
+                    <pic:cNvPr id="1" name=""/>
+                    <pic:cNvPicPr/>
+                  </pic:nvPicPr>
+                  <pic:blipFill>
+                    <a:blip r:embed="rId17"/>
+                    <a:stretch>
+                      <a:fillRect/>
+                    </a:stretch>
+                  </pic:blipFill>
+                  <pic:spPr>
+                    <a:xfrm>
+                      <a:off x="0" y="0"/>
+                      <a:ext cx="5612130" cy="2277110"/>
+                    </a:xfrm>
+                    <a:prstGeom prst="rect">
+                      <a:avLst/>
+                    </a:prstGeom>
+                  </pic:spPr>
+                </pic:pic>
+              </a:graphicData>
+            </a:graphic>
+          </wp:inline>
+        </w:drawing>
+      </w:r>
+    </w:p>
+    <w:p>
+      <w:pPr>
+        <w:jc w:val="both"/>
+        <w:rPr>
+          <w:rFonts w:ascii="Arial" w:hAnsi="Arial" w:cs="Arial"/>
+          <w:b/>
+          <w:bCs/>
+          <w:sz w:val="24"/>
+          <w:szCs w:val="24"/>
+        </w:rPr>
+      </w:pPr>
+      <w:proofErr w:type="spellStart"/>
+      <w:r>
+        <w:rPr>
+          <w:rFonts w:ascii="Arial" w:hAnsi="Arial" w:cs="Arial"/>
+          <w:b/>
+          <w:bCs/>
+          <w:sz w:val="24"/>
+          <w:szCs w:val="24"/>
+        </w:rPr>
+        <w:t>Class</w:t>
+      </w:r>
+      <w:proofErr w:type="spellEnd"/>
+      <w:r>
+        <w:rPr>
+          <w:rFonts w:ascii="Arial" w:hAnsi="Arial" w:cs="Arial"/>
+          <w:b/>
+          <w:bCs/>
+          <w:sz w:val="24"/>
+          <w:szCs w:val="24"/>
+        </w:rPr>
+        <w:t xml:space="preserve"> </w:t>
+      </w:r>
+      <w:proofErr w:type="spellStart"/>
+      <w:r>
+        <w:rPr>
+          <w:rFonts w:ascii="Arial" w:hAnsi="Arial" w:cs="Arial"/>
+          <w:b/>
+          <w:bCs/>
+          <w:sz w:val="24"/>
+          <w:szCs w:val="24"/>
+        </w:rPr>
+        <w:t>Sailor</w:t>
+      </w:r>
+      <w:proofErr w:type="spellEnd"/>
+    </w:p>
+    <w:p>
+      <w:pPr>
+        <w:jc w:val="both"/>
+        <w:rPr>
+          <w:rFonts w:ascii="Arial" w:hAnsi="Arial" w:cs="Arial"/>
+          <w:b/>
+          <w:bCs/>
+          <w:sz w:val="24"/>
+          <w:szCs w:val="24"/>
+        </w:rPr>
+      </w:pPr>
+      <w:r>
+        <w:rPr>
+          <w:rFonts w:ascii="Arial" w:hAnsi="Arial" w:cs="Arial"/>
+          <w:b/>
+          <w:bCs/>
+          <w:sz w:val="24"/>
+          <w:szCs w:val="24"/>
+        </w:rPr>
+        <w:drawing>
+          <wp:inline distT="0" distB="0" distL="0" distR="0" wp14:anchorId="44B4ABAE" wp14:editId="1001699C">
+            <wp:extent cx="5612130" cy="3938270"/>
+            <wp:effectExtent l="0" t="0" r="7620" b="5080"/>
+            <wp:docPr id="15" name="Imagen 15"/>
+            <wp:cNvGraphicFramePr>
+              <a:graphicFrameLocks xmlns:a="http://schemas.openxmlformats.org/drawingml/2006/main" noChangeAspect="1"/>
+            </wp:cNvGraphicFramePr>
+            <a:graphic xmlns:a="http://schemas.openxmlformats.org/drawingml/2006/main">
+              <a:graphicData uri="http://schemas.openxmlformats.org/drawingml/2006/picture">
+                <pic:pic xmlns:pic="http://schemas.openxmlformats.org/drawingml/2006/picture">
+                  <pic:nvPicPr>
+                    <pic:cNvPr id="1" name=""/>
+                    <pic:cNvPicPr/>
+                  </pic:nvPicPr>
+                  <pic:blipFill>
+                    <a:blip r:embed="rId18"/>
+                    <a:stretch>
+                      <a:fillRect/>
+                    </a:stretch>
+                  </pic:blipFill>
+                  <pic:spPr>
+                    <a:xfrm>
+                      <a:off x="0" y="0"/>
+                      <a:ext cx="5612130" cy="3938270"/>
+                    </a:xfrm>
+                    <a:prstGeom prst="rect">
+                      <a:avLst/>
+                    </a:prstGeom>
+                  </pic:spPr>
+                </pic:pic>
+              </a:graphicData>
+            </a:graphic>
+          </wp:inline>
+        </w:drawing>
+      </w:r>
+    </w:p>
+    <w:p>
+      <w:pPr>
+        <w:jc w:val="both"/>
+        <w:rPr>
+          <w:rFonts w:ascii="Arial" w:hAnsi="Arial" w:cs="Arial"/>
+          <w:b/>
+          <w:bCs/>
+          <w:sz w:val="24"/>
+          <w:szCs w:val="24"/>
+        </w:rPr>
+      </w:pPr>
+    </w:p>
+    <w:p>
+      <w:pPr>
+        <w:jc w:val="both"/>
+        <w:rPr>
+          <w:rFonts w:ascii="Arial" w:hAnsi="Arial" w:cs="Arial"/>
+          <w:b/>
+          <w:bCs/>
+          <w:sz w:val="24"/>
+          <w:szCs w:val="24"/>
+        </w:rPr>
+      </w:pPr>
+    </w:p>
+    <w:p>
+      <w:pPr>
+        <w:jc w:val="both"/>
+        <w:rPr>
+          <w:rFonts w:ascii="Arial" w:hAnsi="Arial" w:cs="Arial"/>
+          <w:b/>
+          <w:bCs/>
+          <w:sz w:val="24"/>
+          <w:szCs w:val="24"/>
+        </w:rPr>
+      </w:pPr>
+    </w:p>
+    <w:p>
+      <w:pPr>
+        <w:jc w:val="both"/>
+        <w:rPr>
+          <w:rFonts w:ascii="Arial" w:hAnsi="Arial" w:cs="Arial"/>
+          <w:b/>
+          <w:bCs/>
+          <w:sz w:val="24"/>
+          <w:szCs w:val="24"/>
+        </w:rPr>
+      </w:pPr>
+    </w:p>
+    <w:p>
+      <w:pPr>
+        <w:jc w:val="both"/>
+        <w:rPr>
+          <w:rFonts w:ascii="Arial" w:hAnsi="Arial" w:cs="Arial"/>
+          <w:b/>
+          <w:bCs/>
+          <w:sz w:val="24"/>
+          <w:szCs w:val="24"/>
+        </w:rPr>
+      </w:pPr>
+      <w:proofErr w:type="spellStart"/>
+      <w:r>
+        <w:rPr>
+          <w:rFonts w:ascii="Arial" w:hAnsi="Arial" w:cs="Arial"/>
+          <w:b/>
+          <w:bCs/>
+          <w:sz w:val="24"/>
+          <w:szCs w:val="24"/>
+        </w:rPr>
+        <w:lastRenderedPageBreak/>
+        <w:t>Class</w:t>
+      </w:r>
+      <w:proofErr w:type="spellEnd"/>
+      <w:r>
+        <w:rPr>
+          <w:rFonts w:ascii="Arial" w:hAnsi="Arial" w:cs="Arial"/>
+          <w:b/>
+          <w:bCs/>
+          <w:sz w:val="24"/>
+          <w:szCs w:val="24"/>
+        </w:rPr>
+        <w:t xml:space="preserve"> Machine</w:t>
+      </w:r>
+    </w:p>
+    <w:p>
+      <w:pPr>
+        <w:jc w:val="both"/>
+        <w:rPr>
+          <w:rFonts w:ascii="Arial" w:hAnsi="Arial" w:cs="Arial"/>
+          <w:b/>
+          <w:bCs/>
+          <w:sz w:val="24"/>
+          <w:szCs w:val="24"/>
+        </w:rPr>
+      </w:pPr>
+      <w:r>
+        <w:rPr>
+          <w:rFonts w:ascii="Arial" w:hAnsi="Arial" w:cs="Arial"/>
+          <w:b/>
+          <w:bCs/>
+          <w:sz w:val="24"/>
+          <w:szCs w:val="24"/>
+        </w:rPr>
+        <w:drawing>
+          <wp:inline distT="0" distB="0" distL="0" distR="0" wp14:anchorId="08214005" wp14:editId="7EA1B5C3">
+            <wp:extent cx="3867690" cy="1638529"/>
+            <wp:effectExtent l="0" t="0" r="0" b="0"/>
+            <wp:docPr id="16" name="Imagen 16"/>
+            <wp:cNvGraphicFramePr>
+              <a:graphicFrameLocks xmlns:a="http://schemas.openxmlformats.org/drawingml/2006/main" noChangeAspect="1"/>
+            </wp:cNvGraphicFramePr>
+            <a:graphic xmlns:a="http://schemas.openxmlformats.org/drawingml/2006/main">
+              <a:graphicData uri="http://schemas.openxmlformats.org/drawingml/2006/picture">
+                <pic:pic xmlns:pic="http://schemas.openxmlformats.org/drawingml/2006/picture">
+                  <pic:nvPicPr>
+                    <pic:cNvPr id="1" name=""/>
+                    <pic:cNvPicPr/>
+                  </pic:nvPicPr>
+                  <pic:blipFill>
+                    <a:blip r:embed="rId19"/>
+                    <a:stretch>
+                      <a:fillRect/>
+                    </a:stretch>
+                  </pic:blipFill>
+                  <pic:spPr>
+                    <a:xfrm>
+                      <a:off x="0" y="0"/>
+                      <a:ext cx="3867690" cy="1638529"/>
+                    </a:xfrm>
+                    <a:prstGeom prst="rect">
+                      <a:avLst/>
+                    </a:prstGeom>
+                  </pic:spPr>
+                </pic:pic>
+              </a:graphicData>
+            </a:graphic>
+          </wp:inline>
+        </w:drawing>
+      </w:r>
+    </w:p>
+    <w:p>
+      <w:pPr>
+        <w:jc w:val="both"/>
+        <w:rPr>
+          <w:rFonts w:ascii="Arial" w:hAnsi="Arial" w:cs="Arial"/>
+          <w:b/>
+          <w:bCs/>
+          <w:sz w:val="24"/>
+          <w:szCs w:val="24"/>
+        </w:rPr>
+      </w:pPr>
+      <w:proofErr w:type="spellStart"/>
+      <w:r>
+        <w:rPr>
+          <w:rFonts w:ascii="Arial" w:hAnsi="Arial" w:cs="Arial"/>
+          <w:b/>
+          <w:bCs/>
+          <w:sz w:val="24"/>
+          <w:szCs w:val="24"/>
+        </w:rPr>
+        <w:t>Class</w:t>
+      </w:r>
+      <w:proofErr w:type="spellEnd"/>
+      <w:r>
+        <w:rPr>
+          <w:rFonts w:ascii="Arial" w:hAnsi="Arial" w:cs="Arial"/>
+          <w:b/>
+          <w:bCs/>
+          <w:sz w:val="24"/>
+          <w:szCs w:val="24"/>
+        </w:rPr>
+        <w:t xml:space="preserve"> </w:t>
+      </w:r>
+      <w:proofErr w:type="spellStart"/>
+      <w:r>
+        <w:rPr>
+          <w:rFonts w:ascii="Arial" w:hAnsi="Arial" w:cs="Arial"/>
+          <w:b/>
+          <w:bCs/>
+          <w:sz w:val="24"/>
+          <w:szCs w:val="24"/>
+        </w:rPr>
+        <w:t>Plane</w:t>
+      </w:r>
+      <w:proofErr w:type="spellEnd"/>
+    </w:p>
+    <w:p>
+      <w:pPr>
+        <w:jc w:val="both"/>
+        <w:rPr>
+          <w:rFonts w:ascii="Arial" w:hAnsi="Arial" w:cs="Arial"/>
+          <w:b/>
+          <w:bCs/>
+          <w:sz w:val="24"/>
+          <w:szCs w:val="24"/>
+        </w:rPr>
+      </w:pPr>
+      <w:r>
+        <w:rPr>
+          <w:rFonts w:ascii="Arial" w:hAnsi="Arial" w:cs="Arial"/>
+          <w:b/>
+          <w:bCs/>
+          <w:sz w:val="24"/>
+          <w:szCs w:val="24"/>
+        </w:rPr>
+        <w:drawing>
+          <wp:inline distT="0" distB="0" distL="0" distR="0" wp14:anchorId="649D9E46" wp14:editId="0DCDCEF5">
+            <wp:extent cx="3886742" cy="1505160"/>
+            <wp:effectExtent l="0" t="0" r="0" b="0"/>
+            <wp:docPr id="17" name="Imagen 17"/>
+            <wp:cNvGraphicFramePr>
+              <a:graphicFrameLocks xmlns:a="http://schemas.openxmlformats.org/drawingml/2006/main" noChangeAspect="1"/>
+            </wp:cNvGraphicFramePr>
+            <a:graphic xmlns:a="http://schemas.openxmlformats.org/drawingml/2006/main">
+              <a:graphicData uri="http://schemas.openxmlformats.org/drawingml/2006/picture">
+                <pic:pic xmlns:pic="http://schemas.openxmlformats.org/drawingml/2006/picture">
+                  <pic:nvPicPr>
+                    <pic:cNvPr id="1" name=""/>
+                    <pic:cNvPicPr/>
+                  </pic:nvPicPr>
+                  <pic:blipFill>
+                    <a:blip r:embed="rId20"/>
+                    <a:stretch>
+                      <a:fillRect/>
+                    </a:stretch>
+                  </pic:blipFill>
+                  <pic:spPr>
+                    <a:xfrm>
+                      <a:off x="0" y="0"/>
+                      <a:ext cx="3886742" cy="1505160"/>
+                    </a:xfrm>
+                    <a:prstGeom prst="rect">
+                      <a:avLst/>
+                    </a:prstGeom>
+                  </pic:spPr>
+                </pic:pic>
+              </a:graphicData>
+            </a:graphic>
+          </wp:inline>
+        </w:drawing>
+      </w:r>
     </w:p>
     <w:sectPr>
       <w:pgSz w:w="12240" w:h="15840"/>
